--- a/server/templates/child-under-18.docx
+++ b/server/templates/child-under-18.docx
@@ -416,7 +416,7 @@
           <w:sz w:val="24"/>
           <w:shd w:fill="auto" w:val="clear"/>
         </w:rPr>
-        <w:t xml:space="preserve">«_________________________________________________________________________________»</w:t>
+        <w:t xml:space="preserve">«{{courseName}}»</w:t>
       </w:r>
     </w:p>
     <w:p>
@@ -442,7 +442,7 @@
           <w:sz w:val="24"/>
           <w:shd w:fill="auto" w:val="clear"/>
         </w:rPr>
-        <w:t xml:space="preserve">в объёме _____ часов на бюджетной основе с </w:t>
+        <w:t xml:space="preserve">в объёме {{duration}} на бюджетной основе с </w:t>
       </w:r>
       <w:r>
         <w:rPr>
@@ -453,7 +453,7 @@
           <w:sz w:val="24"/>
           <w:shd w:fill="auto" w:val="clear"/>
         </w:rPr>
-        <w:t xml:space="preserve">«______» ________________20    </w:t>
+        <w:t xml:space="preserve">{{startDate}} </w:t>
       </w:r>
       <w:r>
         <w:rPr>
@@ -5617,6 +5617,17 @@
                 <w:position w:val="0"/>
               </w:rPr>
             </w:pPr>
+            <w:r>
+              <w:rPr>
+                <w:rFonts w:ascii="Times New Roman" w:hAnsi="Times New Roman" w:cs="Times New Roman" w:eastAsia="Times New Roman"/>
+                <w:color w:val="auto"/>
+                <w:spacing w:val="0"/>
+                <w:position w:val="0"/>
+                <w:sz w:val="18"/>
+                <w:shd w:fill="auto" w:val="clear"/>
+              </w:rPr>
+              <w:t xml:space="preserve">{{courseName}}</w:t>
+            </w:r>
           </w:p>
         </w:tc>
         <w:tc>
@@ -5649,6 +5660,17 @@
                 <w:shd w:fill="auto" w:val="clear"/>
               </w:rPr>
             </w:pPr>
+            <w:r>
+              <w:rPr>
+                <w:rFonts w:ascii="Times New Roman" w:hAnsi="Times New Roman" w:cs="Times New Roman" w:eastAsia="Times New Roman"/>
+                <w:color w:val="auto"/>
+                <w:spacing w:val="0"/>
+                <w:position w:val="0"/>
+                <w:sz w:val="18"/>
+                <w:shd w:fill="auto" w:val="clear"/>
+              </w:rPr>
+              <w:t xml:space="preserve">{{startDate}}</w:t>
+            </w:r>
           </w:p>
         </w:tc>
         <w:tc>
@@ -5681,6 +5703,17 @@
                 <w:shd w:fill="auto" w:val="clear"/>
               </w:rPr>
             </w:pPr>
+            <w:r>
+              <w:rPr>
+                <w:rFonts w:ascii="Times New Roman" w:hAnsi="Times New Roman" w:cs="Times New Roman" w:eastAsia="Times New Roman"/>
+                <w:color w:val="auto"/>
+                <w:spacing w:val="0"/>
+                <w:position w:val="0"/>
+                <w:sz w:val="18"/>
+                <w:shd w:fill="auto" w:val="clear"/>
+              </w:rPr>
+              <w:t xml:space="preserve">{{endDate}}</w:t>
+            </w:r>
           </w:p>
         </w:tc>
         <w:tc>
@@ -5713,6 +5746,17 @@
                 <w:shd w:fill="auto" w:val="clear"/>
               </w:rPr>
             </w:pPr>
+            <w:r>
+              <w:rPr>
+                <w:rFonts w:ascii="Times New Roman" w:hAnsi="Times New Roman" w:cs="Times New Roman" w:eastAsia="Times New Roman"/>
+                <w:color w:val="auto"/>
+                <w:spacing w:val="0"/>
+                <w:position w:val="0"/>
+                <w:sz w:val="18"/>
+                <w:shd w:fill="auto" w:val="clear"/>
+              </w:rPr>
+              <w:t xml:space="preserve">{{duration}}</w:t>
+            </w:r>
           </w:p>
         </w:tc>
         <w:tc>
@@ -5745,6 +5789,17 @@
                 <w:shd w:fill="auto" w:val="clear"/>
               </w:rPr>
             </w:pPr>
+            <w:r>
+              <w:rPr>
+                <w:rFonts w:ascii="Times New Roman" w:hAnsi="Times New Roman" w:cs="Times New Roman" w:eastAsia="Times New Roman"/>
+                <w:color w:val="auto"/>
+                <w:spacing w:val="0"/>
+                <w:position w:val="0"/>
+                <w:sz w:val="18"/>
+                <w:shd w:fill="auto" w:val="clear"/>
+              </w:rPr>
+              <w:t xml:space="preserve">{{courseFormat}}</w:t>
+            </w:r>
           </w:p>
         </w:tc>
         <w:tc>
@@ -10536,7 +10591,7 @@
           <w:sz w:val="24"/>
           <w:shd w:fill="auto" w:val="clear"/>
         </w:rPr>
-        <w:t xml:space="preserve">«_________________________________________________________________________________»</w:t>
+        <w:t xml:space="preserve">«{{courseName}}»</w:t>
       </w:r>
     </w:p>
     <w:p>
@@ -10562,7 +10617,7 @@
           <w:sz w:val="24"/>
           <w:shd w:fill="auto" w:val="clear"/>
         </w:rPr>
-        <w:t xml:space="preserve">в объёме _____ часов на бюджетной основе с </w:t>
+        <w:t xml:space="preserve">в объёме {{duration}} на бюджетной основе с </w:t>
       </w:r>
       <w:r>
         <w:rPr>
@@ -10573,7 +10628,7 @@
           <w:sz w:val="24"/>
           <w:shd w:fill="auto" w:val="clear"/>
         </w:rPr>
-        <w:t xml:space="preserve">«______» ________________20    </w:t>
+        <w:t xml:space="preserve">{{startDate}} </w:t>
       </w:r>
       <w:r>
         <w:rPr>
@@ -15477,6 +15532,17 @@
                 <w:position w:val="0"/>
               </w:rPr>
             </w:pPr>
+            <w:r>
+              <w:rPr>
+                <w:rFonts w:ascii="Times New Roman" w:hAnsi="Times New Roman" w:cs="Times New Roman" w:eastAsia="Times New Roman"/>
+                <w:color w:val="auto"/>
+                <w:spacing w:val="0"/>
+                <w:position w:val="0"/>
+                <w:sz w:val="18"/>
+                <w:shd w:fill="auto" w:val="clear"/>
+              </w:rPr>
+              <w:t xml:space="preserve">{{courseName}}</w:t>
+            </w:r>
           </w:p>
         </w:tc>
         <w:tc>
@@ -15509,6 +15575,17 @@
                 <w:shd w:fill="auto" w:val="clear"/>
               </w:rPr>
             </w:pPr>
+            <w:r>
+              <w:rPr>
+                <w:rFonts w:ascii="Times New Roman" w:hAnsi="Times New Roman" w:cs="Times New Roman" w:eastAsia="Times New Roman"/>
+                <w:color w:val="auto"/>
+                <w:spacing w:val="0"/>
+                <w:position w:val="0"/>
+                <w:sz w:val="18"/>
+                <w:shd w:fill="auto" w:val="clear"/>
+              </w:rPr>
+              <w:t xml:space="preserve">{{startDate}}</w:t>
+            </w:r>
           </w:p>
         </w:tc>
         <w:tc>
@@ -15541,6 +15618,17 @@
                 <w:shd w:fill="auto" w:val="clear"/>
               </w:rPr>
             </w:pPr>
+            <w:r>
+              <w:rPr>
+                <w:rFonts w:ascii="Times New Roman" w:hAnsi="Times New Roman" w:cs="Times New Roman" w:eastAsia="Times New Roman"/>
+                <w:color w:val="auto"/>
+                <w:spacing w:val="0"/>
+                <w:position w:val="0"/>
+                <w:sz w:val="18"/>
+                <w:shd w:fill="auto" w:val="clear"/>
+              </w:rPr>
+              <w:t xml:space="preserve">{{endDate}}</w:t>
+            </w:r>
           </w:p>
         </w:tc>
         <w:tc>
@@ -15573,6 +15661,17 @@
                 <w:shd w:fill="auto" w:val="clear"/>
               </w:rPr>
             </w:pPr>
+            <w:r>
+              <w:rPr>
+                <w:rFonts w:ascii="Times New Roman" w:hAnsi="Times New Roman" w:cs="Times New Roman" w:eastAsia="Times New Roman"/>
+                <w:color w:val="auto"/>
+                <w:spacing w:val="0"/>
+                <w:position w:val="0"/>
+                <w:sz w:val="18"/>
+                <w:shd w:fill="auto" w:val="clear"/>
+              </w:rPr>
+              <w:t xml:space="preserve">{{duration}}</w:t>
+            </w:r>
           </w:p>
         </w:tc>
         <w:tc>
@@ -15605,6 +15704,17 @@
                 <w:shd w:fill="auto" w:val="clear"/>
               </w:rPr>
             </w:pPr>
+            <w:r>
+              <w:rPr>
+                <w:rFonts w:ascii="Times New Roman" w:hAnsi="Times New Roman" w:cs="Times New Roman" w:eastAsia="Times New Roman"/>
+                <w:color w:val="auto"/>
+                <w:spacing w:val="0"/>
+                <w:position w:val="0"/>
+                <w:sz w:val="18"/>
+                <w:shd w:fill="auto" w:val="clear"/>
+              </w:rPr>
+              <w:t xml:space="preserve">{{courseFormat}}</w:t>
+            </w:r>
           </w:p>
         </w:tc>
         <w:tc>
